--- a/applications/checkr-business-systems-analyst-sales-ai-automation/cover-letter.docx
+++ b/applications/checkr-business-systems-analyst-sales-ai-automation/cover-letter.docx
@@ -120,7 +120,7 @@
           <w:b w:val="0"/>
           <w:color w:val="1A1A1A"/>
         </w:rPr>
-        <w:t>I haven't worked inside Salesforce as an admin building flows myself, and tools like Clay or Snowflake aren't yet in my stack, I want to be direct about that rather than paper over it. What I bring instead is a demonstrated ability to pick up a new system fast and ship with it, at a scale where I was the only engineer, PM, and support desk for every workflow I built. I'd welcome the chance to talk through how that translates to your team.</w:t>
+        <w:t>I've touched Salesforce from the strategy side too: at Wix, I advised on A/B testing for a Salesforce workflow-automation effort, defining test structure and success criteria for the team building it. I haven't built inside Salesforce as an admin myself, though, and tools like Clay or Snowflake aren't yet in my stack, I'd rather say that directly than paper over it. What I bring instead is a demonstrated ability to pick up a new system fast and ship with it, at a scale where I was the only engineer, PM, and support desk for every workflow I built. I'd welcome the chance to talk through how that translates to your team.</w:t>
       </w:r>
     </w:p>
     <w:p>
